--- a/company_data/brain_sources/docx/SRC18.docx
+++ b/company_data/brain_sources/docx/SRC18.docx
@@ -4,17 +4,27 @@
   <w:body>
     <w:p>
       <w:r>
-        <w:t xml:space="preserve">Retro notes, Tailorbird POS Rollout</w:t>
+        <w:t xml:space="preserve">Retro notes, Tailorbird POS</w:t>
       </w:r>
     </w:p>
     <w:p>
       <w:r>
-        <w:t xml:space="preserve">What went right: store staff training before each go-lives kept support calls low.</w:t>
+        <w:t xml:space="preserve">What went right: store staff training before each go-lives kept the calls to us low.</w:t>
       </w:r>
     </w:p>
     <w:p>
       <w:r>
-        <w:t xml:space="preserve">What changed late: gift voucher balance, offline billing and GST invoice format.</w:t>
+        <w:t xml:space="preserve">What changed late: gift voucher balance.</w:t>
+      </w:r>
+    </w:p>
+    <w:p>
+      <w:r>
+        <w:t xml:space="preserve">What changed late: offline billing.</w:t>
+      </w:r>
+    </w:p>
+    <w:p>
+      <w:r>
+        <w:t xml:space="preserve">What changed late: GST invoice format.</w:t>
       </w:r>
     </w:p>
   </w:body>
